--- a/HƯỚNG DẪN TRUY CẬP VÀO FILE SERVER CHUNG.docx
+++ b/HƯỚNG DẪN TRUY CẬP VÀO FILE SERVER CHUNG.docx
@@ -12,21 +12,8 @@
     </w:p>
     <w:p/>
     <w:p>
-      <w:proofErr w:type="spellStart"/>
       <w:r>
-        <w:t>Bước</w:t>
-      </w:r>
-      <w:proofErr w:type="spellEnd"/>
-      <w:r>
-        <w:t xml:space="preserve"> 1: </w:t>
-      </w:r>
-      <w:proofErr w:type="spellStart"/>
-      <w:r>
-        <w:t>mở</w:t>
-      </w:r>
-      <w:proofErr w:type="spellEnd"/>
-      <w:r>
-        <w:t xml:space="preserve"> “run” </w:t>
+        <w:t xml:space="preserve">Bước 1: mở “run” </w:t>
       </w:r>
     </w:p>
     <w:p/>
@@ -74,114 +61,19 @@
     </w:p>
     <w:p/>
     <w:p>
-      <w:proofErr w:type="spellStart"/>
       <w:r>
-        <w:t>Bước</w:t>
-      </w:r>
-      <w:proofErr w:type="spellEnd"/>
-      <w:r>
-        <w:t xml:space="preserve"> 2: </w:t>
-      </w:r>
-      <w:proofErr w:type="spellStart"/>
-      <w:r>
-        <w:t>nhập</w:t>
-      </w:r>
-      <w:proofErr w:type="spellEnd"/>
-      <w:r>
-        <w:t xml:space="preserve"> </w:t>
-      </w:r>
-      <w:proofErr w:type="spellStart"/>
-      <w:r>
-        <w:t>địa</w:t>
-      </w:r>
-      <w:proofErr w:type="spellEnd"/>
-      <w:r>
-        <w:t xml:space="preserve"> </w:t>
-      </w:r>
-      <w:proofErr w:type="spellStart"/>
-      <w:r>
-        <w:t>chỉ</w:t>
-      </w:r>
-      <w:proofErr w:type="spellEnd"/>
-      <w:r>
-        <w:t xml:space="preserve"> server </w:t>
-      </w:r>
-      <w:proofErr w:type="spellStart"/>
-      <w:r>
-        <w:t>vào</w:t>
-      </w:r>
-      <w:proofErr w:type="spellEnd"/>
-      <w:r>
-        <w:t xml:space="preserve"> </w:t>
-      </w:r>
-      <w:proofErr w:type="spellStart"/>
-      <w:r>
-        <w:t>và</w:t>
-      </w:r>
-      <w:proofErr w:type="spellEnd"/>
-      <w:r>
-        <w:t xml:space="preserve"> </w:t>
-      </w:r>
-      <w:proofErr w:type="spellStart"/>
-      <w:r>
-        <w:t>bấm</w:t>
-      </w:r>
-      <w:proofErr w:type="spellEnd"/>
-      <w:r>
-        <w:t xml:space="preserve"> ok. </w:t>
-      </w:r>
-      <w:proofErr w:type="spellStart"/>
-      <w:r>
-        <w:t>Nhìn</w:t>
-      </w:r>
-      <w:proofErr w:type="spellEnd"/>
-      <w:r>
-        <w:t xml:space="preserve"> </w:t>
-      </w:r>
-      <w:proofErr w:type="spellStart"/>
-      <w:r>
-        <w:t>hình</w:t>
-      </w:r>
-      <w:proofErr w:type="spellEnd"/>
-      <w:r>
-        <w:t xml:space="preserve"> </w:t>
-      </w:r>
-      <w:proofErr w:type="spellStart"/>
-      <w:r>
-        <w:t>bên</w:t>
-      </w:r>
-      <w:proofErr w:type="spellEnd"/>
-      <w:r>
-        <w:t xml:space="preserve"> </w:t>
-      </w:r>
-      <w:proofErr w:type="spellStart"/>
-      <w:r>
-        <w:t>dưới</w:t>
-      </w:r>
-      <w:proofErr w:type="spellEnd"/>
-      <w:r>
-        <w:t>.</w:t>
+        <w:t>Bước 2: nhập địa chỉ server vào và bấm ok. Nhìn hình bên dưới.</w:t>
       </w:r>
     </w:p>
     <w:p>
-      <w:proofErr w:type="spellStart"/>
       <w:r>
-        <w:t>Địa</w:t>
-      </w:r>
-      <w:proofErr w:type="spellEnd"/>
-      <w:r>
-        <w:t xml:space="preserve"> </w:t>
-      </w:r>
-      <w:proofErr w:type="spellStart"/>
-      <w:r>
-        <w:t>chỉ</w:t>
-      </w:r>
-      <w:proofErr w:type="spellEnd"/>
-      <w:r>
-        <w:t xml:space="preserve"> server: “</w:t>
+        <w:t>Địa chỉ server: “</w:t>
       </w:r>
       <w:r>
-        <w:t>\\VNHCM55MHGOR</w:t>
+        <w:t>\\</w:t>
+      </w:r>
+      <w:r>
+        <w:t>VNHCMPW0NHQF5</w:t>
       </w:r>
       <w:r>
         <w:t>”</w:t>
@@ -193,10 +85,10 @@
           <w:noProof/>
         </w:rPr>
         <w:drawing>
-          <wp:inline distT="0" distB="0" distL="0" distR="0" wp14:anchorId="2CDDC0CE" wp14:editId="523A687D">
-            <wp:extent cx="4114800" cy="2428875"/>
+          <wp:inline distT="0" distB="0" distL="0" distR="0" wp14:anchorId="6B6FF046" wp14:editId="4061A71D">
+            <wp:extent cx="4343400" cy="2657475"/>
             <wp:effectExtent l="0" t="0" r="0" b="9525"/>
-            <wp:docPr id="69121439" name="Picture 1"/>
+            <wp:docPr id="2045517672" name="Picture 1"/>
             <wp:cNvGraphicFramePr>
               <a:graphicFrameLocks xmlns:a="http://schemas.openxmlformats.org/drawingml/2006/main" noChangeAspect="1"/>
             </wp:cNvGraphicFramePr>
@@ -204,7 +96,7 @@
               <a:graphicData uri="http://schemas.openxmlformats.org/drawingml/2006/picture">
                 <pic:pic xmlns:pic="http://schemas.openxmlformats.org/drawingml/2006/picture">
                   <pic:nvPicPr>
-                    <pic:cNvPr id="69121439" name=""/>
+                    <pic:cNvPr id="2045517672" name=""/>
                     <pic:cNvPicPr/>
                   </pic:nvPicPr>
                   <pic:blipFill>
@@ -216,7 +108,7 @@
                   <pic:spPr>
                     <a:xfrm>
                       <a:off x="0" y="0"/>
-                      <a:ext cx="4114800" cy="2428875"/>
+                      <a:ext cx="4343400" cy="2657475"/>
                     </a:xfrm>
                     <a:prstGeom prst="rect">
                       <a:avLst/>
@@ -233,83 +125,13 @@
     <w:p/>
     <w:p/>
     <w:p>
-      <w:proofErr w:type="spellStart"/>
       <w:r>
-        <w:lastRenderedPageBreak/>
-        <w:t>Bước</w:t>
-      </w:r>
-      <w:proofErr w:type="spellEnd"/>
-      <w:r>
-        <w:t xml:space="preserve"> 3: </w:t>
-      </w:r>
-      <w:proofErr w:type="spellStart"/>
-      <w:r>
-        <w:t>nhập</w:t>
-      </w:r>
-      <w:proofErr w:type="spellEnd"/>
-      <w:r>
-        <w:t xml:space="preserve"> </w:t>
-      </w:r>
-      <w:proofErr w:type="spellStart"/>
-      <w:r>
-        <w:t>tài</w:t>
-      </w:r>
-      <w:proofErr w:type="spellEnd"/>
-      <w:r>
-        <w:t xml:space="preserve"> </w:t>
-      </w:r>
-      <w:proofErr w:type="spellStart"/>
-      <w:r>
-        <w:t>khoản</w:t>
-      </w:r>
-      <w:proofErr w:type="spellEnd"/>
-      <w:r>
-        <w:t xml:space="preserve"> </w:t>
-      </w:r>
-      <w:proofErr w:type="spellStart"/>
-      <w:r>
-        <w:t>và</w:t>
-      </w:r>
-      <w:proofErr w:type="spellEnd"/>
-      <w:r>
-        <w:t xml:space="preserve"> </w:t>
-      </w:r>
-      <w:proofErr w:type="spellStart"/>
-      <w:r>
-        <w:t>bấm</w:t>
-      </w:r>
-      <w:proofErr w:type="spellEnd"/>
-      <w:r>
-        <w:t xml:space="preserve"> enter </w:t>
-      </w:r>
-      <w:proofErr w:type="spellStart"/>
-      <w:r>
-        <w:t>để</w:t>
-      </w:r>
-      <w:proofErr w:type="spellEnd"/>
-      <w:r>
-        <w:t xml:space="preserve"> </w:t>
-      </w:r>
-      <w:proofErr w:type="spellStart"/>
-      <w:r>
-        <w:t>truy</w:t>
-      </w:r>
-      <w:proofErr w:type="spellEnd"/>
-      <w:r>
-        <w:t xml:space="preserve"> cập.</w:t>
+        <w:t>Bước 3: nhập tài khoản và bấm enter để truy cập.</w:t>
       </w:r>
     </w:p>
     <w:p>
       <w:r>
-        <w:t>Username</w:t>
-      </w:r>
-      <w:proofErr w:type="gramStart"/>
-      <w:r>
-        <w:t>: .</w:t>
-      </w:r>
-      <w:proofErr w:type="gramEnd"/>
-      <w:r>
-        <w:t>\user</w:t>
+        <w:t>Username: .\user</w:t>
       </w:r>
     </w:p>
     <w:p>
